--- a/docs/book/Word/Chapter10/How_the_Brain_Learns_Chapter_10_What_AI_Gets_Right_and_Wrong.docx
+++ b/docs/book/Word/Chapter10/How_the_Brain_Learns_Chapter_10_What_AI_Gets_Right_and_Wrong.docx
@@ -331,7 +331,7 @@
         <w:pStyle w:val="BodyText"/>
       </w:pPr>
       <w:r>
-        <w:t xml:space="preserve">The architecture of modern vision systems came from Chapter 6. David Hubel and Torsten Wiesel had found that neurons in visual cortex respond to oriented edges and that cells further along respond to the same edge over a wider area. Kunihiko Fukushima built that hierarchy into a network in 1980, alternating layers that detect features with layers that pool them, and called it the neocognitron.</w:t>
+        <w:t xml:space="preserve">The architecture of modern vision systems came from Chapter 6: Kunihiko Fukushima’s neocognitron of 1980 built Hubel and Wiesel’s hierarchy of edge detectors into a network of alternating feature-detecting and pooling layers.</w:t>
       </w:r>
       <w:r>
         <w:rPr>
@@ -672,7 +672,7 @@
         <w:pStyle w:val="FirstParagraph"/>
       </w:pPr>
       <w:r>
-        <w:t xml:space="preserve">The second thing machine learning got right is the principle by which both systems learn: compare what was expected with what happened, and change in proportion to the difference. Chapter 3 showed that dopamine broadcasts such an error about reward, Chapter 5 that synapses change according to the timing of activity and a third factor that signals whether the change should count, and Chapter 6 that perception can be described as the continual correction of predictions by sensory error. In every case learning is driven by error and aimed at prediction.</w:t>
+        <w:t xml:space="preserve">The second thing machine learning got right is the principle by which both systems learn: compare what was expected with what happened, and change in proportion to the difference. Dopamine broadcasts such an error about reward (Chapter 3), synapses change by the timing of activity and a third factor (Chapter 5), and perception corrects its predictions by sensory error (Chapter 6). In every case learning is driven by error and aimed at prediction.</w:t>
       </w:r>
     </w:p>
     <w:p>
@@ -1090,7 +1090,7 @@
         <w:pStyle w:val="BodyText"/>
       </w:pPr>
       <w:r>
-        <w:t xml:space="preserve">The obstacle is the one Michael McCloskey and Neal Cohen found in 1989 and Chapter 5 described: a network trained on a second set of associations loses the first.</w:t>
+        <w:t xml:space="preserve">The obstacle is the catastrophic interference that Michael McCloskey and Neal Cohen found in 1989 (Chapters 1 and 5).</w:t>
       </w:r>
       <w:r>
         <w:rPr>
@@ -1102,7 +1102,7 @@
         <w:t xml:space="preserve"> </w:t>
       </w:r>
       <w:r>
-        <w:t xml:space="preserve">Figure 10.5 shows it in a small network. Trained on one list of associations and then on a second that uses the same cues with different answers, the network loses half of the first list within a few passes and nearly all of it within about 20, well before it has finished learning the second. If a few items from the first list are mixed back into the training on the second, both survive. The brain’s answer, on the complementary learning systems theory of Chapter 5, is to keep a fast learner, the hippocampus, that stores episodes at once and replays them into a slow one, the cortex, interleaved with what it already knows.</w:t>
+        <w:t xml:space="preserve">Figure 10.5 shows it in a small network. Trained on one list of associations and then on a second that uses the same cues with different answers, the network loses half of the first list within a few passes and nearly all of it within about 20, well before it has finished learning the second. If a few items from the first list are mixed back into the training on the second, both survive. The brain’s answer is the complementary learning systems of Chapter 5: a fast hippocampal learner that replays episodes into slow cortex.</w:t>
       </w:r>
       <w:r>
         <w:rPr>
@@ -1223,12 +1223,6 @@
         </w:rPr>
         <w:footnoteReference w:id="84"/>
       </w:r>
-      <w:r>
-        <w:t xml:space="preserve"> </w:t>
-      </w:r>
-      <w:r>
-        <w:t xml:space="preserve">Plasticity in the brain is not a phase but a maintained state, and it is maintained at a cost.</w:t>
-      </w:r>
     </w:p>
     <w:bookmarkEnd w:id="85"/>
     <w:bookmarkStart w:id="92" w:name="credit-without-backpropagation"/>
@@ -1265,7 +1259,7 @@
         <w:pStyle w:val="BodyText"/>
       </w:pPr>
       <w:r>
-        <w:t xml:space="preserve">The two most developed answers were met in Chapters 3 and 6. Chapter 3 showed that a backward pathway with random, fixed weights can be enough, because the forward weights come to align with it, and that bursts arriving at the apical dendrites of pyramidal neurons could carry an error apart from the cell’s main output.</w:t>
+        <w:t xml:space="preserve">The two most developed answers were met in Chapters 3 and 6. One is Chapter 3’s: a backward pathway with random, fixed weights, to which the forward weights come to align, and bursts at the apical dendrites of pyramidal neurons that carry the error apart from the cell’s main output.</w:t>
       </w:r>
       <w:r>
         <w:rPr>
@@ -1277,7 +1271,7 @@
         <w:t xml:space="preserve"> </w:t>
       </w:r>
       <w:r>
-        <w:t xml:space="preserve">Chapter 6 showed that a network built to correct its own predictions, as cortex may be, can compute nearly the same weight changes that backpropagation does, using only plasticity local to each synapse.</w:t>
+        <w:t xml:space="preserve">The other is Chapter 6’s predictive coding: a network built to correct its own predictions, as cortex may be, can compute nearly the same weight changes that backpropagation does, using only plasticity local to each synapse.</w:t>
       </w:r>
       <w:r>
         <w:rPr>
@@ -1886,7 +1880,7 @@
         <w:pStyle w:val="BodyText"/>
       </w:pPr>
       <w:r>
-        <w:t xml:space="preserve">Chapter 9 ended on a related question: when a fast system should hand control back to a slow one. A pianist plays automatically until a wrong note, and the wrong note is the signal. Language models that reason at length have begun to make this decision for themselves, spending more reasoning on problems they judge harder. But the judgment is learned from whatever training rewarded, and it is often poorly matched to difficulty: Xingyu Chen and his colleagues found such models spending many times more computation than needed on trivial problems, generating more than a dozen solutions to</w:t>
+        <w:t xml:space="preserve">Chapter 9 ended on a related question: when a fast system should hand control back to a slow one. Language models that reason at length have begun to make this decision for themselves, spending more reasoning on problems they judge harder. But the judgment is learned from whatever training rewarded, and it is often poorly matched to difficulty: Xingyu Chen and his colleagues found such models spending many times more computation than needed on trivial problems, generating more than a dozen solutions to</w:t>
       </w:r>
       <w:r>
         <w:t xml:space="preserve"> </w:t>
@@ -2055,7 +2049,7 @@
         <w:pStyle w:val="BodyText"/>
       </w:pPr>
       <w:r>
-        <w:t xml:space="preserve">Sorted this way, the differences named at the start of this chapter fall on both sides. Learning all its life without forgetting, and an honest estimate of what it knows, are solutions to problems that every system meets once it is put to use, and machines lack them to their cost. The brain’s frugality is also a solution, forced by a constraint that now binds silicon too. Its small appetite for data is partly evolution’s gift, which a machine can buy back, expensively, by training on a library. Values anchored to a body are a constraint a machine need not share, although what the anchoring buys, a limit on how far goals can drift, is something machines still need by other means. The local learning rule is the hardest to place: makeshift or improvement, no one yet knows.</w:t>
+        <w:t xml:space="preserve">Sorted this way, the differences named at the start of this chapter fall on both sides. Lifelong learning without forgetting, and an honest estimate of what one knows, are solutions machines lack to their cost. The brain’s frugality is also a solution, forced by a constraint that now binds silicon too. Its small appetite for data is partly evolution’s gift, which a machine can buy back, expensively, by training on a library. Values anchored to a body are a constraint a machine need not share, although what the anchoring buys, a limit on how far goals can drift, is something machines still need by other means. The local learning rule is the hardest to place: makeshift or improvement, no one yet knows.</w:t>
       </w:r>
     </w:p>
     <w:bookmarkEnd w:id="129"/>
@@ -2177,7 +2171,7 @@
         <w:pStyle w:val="FirstParagraph"/>
       </w:pPr>
       <w:r>
-        <w:t xml:space="preserve">Machine learning took one idea from the brain, that knowledge can be learned into the strengths of many connections by correcting errors of prediction, and proved it more powerful than its inventors could: trained at scale, networks match people at tasks once thought to need a mind, and arrive at representations like those of a cortex they were never shown. What they did not take are the conditions under which a brain learns. A brain learns from little data because evolution has built in much of the structure and because its experience is rich, embodied, and chosen; it learns all its life because it replays what it knows and keeps its synapses changeable; and it runs on 20 watts because it computes sparsely where its memory is. Some of those conditions are constraints a machine is right to ignore; the rest are answers to problems that every learner meets once it leaves the laboratory. Turing proposed in 1950 to build a machine that learns like a child. Seventy-six years later the machines learn, but not like children: they learn once, from a library, at great cost, and then stop. The child’s way is still the harder one to build.</w:t>
+        <w:t xml:space="preserve">Machine learning took one idea from the brain, that knowledge can be learned into the strengths of many connections by correcting errors of prediction, and proved it more powerful than its inventors could: trained at scale, networks match people at tasks once thought to need a mind, and arrive at representations like those of a cortex they were never shown. What they did not take are the conditions under which a brain learns. A brain learns from little data because evolution has built in much of the structure and because its experience is rich, embodied, and chosen; it learns all its life because it replays what it knows and keeps its synapses changeable; and it runs on 20 watts because it computes sparsely where its memory is. Some of those conditions are constraints a machine is right to ignore; the rest are answers to problems that every learner meets once it leaves the laboratory. Turing proposed in 1950 to build a machine that learns like a child. Three-quarters of a century later the machines learn, but not like children: they learn once, from a library, at great cost, and then stop. The child’s way is still the harder one to build.</w:t>
       </w:r>
     </w:p>
     <w:bookmarkEnd w:id="136"/>
@@ -3049,7 +3043,7 @@
           <w:iCs/>
           <w:i/>
         </w:rPr>
-        <w:t xml:space="preserve">The Journal of Physiology</w:t>
+        <w:t xml:space="preserve">Journal of Physiology</w:t>
       </w:r>
       <w:r>
         <w:t xml:space="preserve">, 160(1), 106–154.</w:t>
@@ -3081,7 +3075,7 @@
         <w:pStyle w:val="BodyText"/>
       </w:pPr>
       <w:r>
-        <w:t xml:space="preserve">Kadavath, S., Conerly, T., Askell, A., Henighan, T., Drain, D., Perez, E., Schiefer, N., Hatfield-Dodds, Z., DasSarma, N., Tran-Johnson, E., et al. (2022). Language models (mostly) know what they know.</w:t>
+        <w:t xml:space="preserve">Kadavath, S., Conerly, T., Askell, A., Henighan, T., Drain, D., Perez, E., … Kaplan, J. (2022). Language models (mostly) know what they know.</w:t>
       </w:r>
       <w:r>
         <w:t xml:space="preserve"> </w:t>
@@ -4764,7 +4758,7 @@
           <w:iCs/>
           <w:i/>
         </w:rPr>
-        <w:t xml:space="preserve">The Journal of Physiology</w:t>
+        <w:t xml:space="preserve">Journal of Physiology</w:t>
       </w:r>
       <w:r>
         <w:t xml:space="preserve">, 160(1), 106–154; Fukushima, K. (1980). Neocognitron: A self-organizing neural network model for a mechanism of pattern recognition unaffected by shift in position.</w:t>
@@ -7328,7 +7322,7 @@
         <w:t xml:space="preserve"> </w:t>
       </w:r>
       <w:r>
-        <w:t xml:space="preserve">Kadavath, S., Conerly, T., Askell, A., Henighan, T., Drain, D., Perez, E., Schiefer, N., Hatfield-Dodds, Z., DasSarma, N., Tran-Johnson, E., et al. (2022). Language models (mostly) know what they know.</w:t>
+        <w:t xml:space="preserve">Kadavath, S., Conerly, T., Askell, A., Henighan, T., Drain, D., Perez, E., … Kaplan, J. (2022). Language models (mostly) know what they know.</w:t>
       </w:r>
       <w:r>
         <w:t xml:space="preserve"> </w:t>
